--- a/AI-Incident-Response-Playbook.docx
+++ b/AI-Incident-Response-Playbook.docx
@@ -64,7 +64,7 @@
           <w:sz w:val="19"/>
           <w:szCs w:val="19"/>
         </w:rPr>
-        <w:t xml:space="preserve">Portfolio note: Meridian Digital Assets is a fictional digital-asset trading and custody platform used to ground this playbook in a realistic operating context. The process, taxonomy, and templates are designed to be adaptable to any organization deploying AI systems.</w:t>
+        <w:t xml:space="preserve">Portfolio note: Meridian Digital Assets is a fictional digital-asset trading and custody platform used to ground this playbook in a realistic operating context. All document-control metadata — owner, approver, status, version history — is part of that fictional scenario, illustrating how the playbook would live inside a real governance structure. The process, taxonomy, and templates are designed to be adopted by any organization deploying AI systems: replace the illustrative systems (§1.2) and role holders with your own.</w:t>
       </w:r>
     </w:p>
     <w:p>
